--- a/Darukaa_Earth_Submission.docx
+++ b/Darukaa_Earth_Submission.docx
@@ -60,7 +60,7 @@
         <w:t xml:space="preserve">Live Demo URL: </w:t>
       </w:r>
       <w:r>
-        <w:t>http://localhost:8000 (FastAPI Interactive Web Interface &amp; API Docs at /docs)</w:t>
+        <w:t>https://darukaa-earth-ai-chatbot.vercel.app (FastAPI Interactive Web Interface &amp; API Docs at /docs)</w:t>
         <w:br/>
       </w:r>
       <w:r>
